--- a/tuan5/tuan5.docx
+++ b/tuan5/tuan5.docx
@@ -21,7 +21,14 @@
           <w:rFonts w:ascii="Times New Roman" w:hAnsi="Times New Roman" w:cs="Times New Roman"/>
           <w:lang w:val="vi-VN"/>
         </w:rPr>
-        <w:t xml:space="preserve"> tập tuần 5 </w:t>
+        <w:t xml:space="preserve"> tập tuần </w:t>
+      </w:r>
+      <w:r>
+        <w:rPr>
+          <w:rFonts w:ascii="Times New Roman" w:hAnsi="Times New Roman" w:cs="Times New Roman"/>
+          <w:lang w:val="vi-VN"/>
+        </w:rPr>
+        <w:t>6</w:t>
       </w:r>
     </w:p>
     <w:p>
@@ -67,10 +74,10 @@
           <w:lang w:val="vi-VN"/>
         </w:rPr>
         <w:drawing>
-          <wp:inline distT="0" distB="0" distL="0" distR="0" wp14:anchorId="25466618" wp14:editId="6B091FF7">
-            <wp:extent cx="5943600" cy="3556000"/>
-            <wp:effectExtent l="0" t="0" r="0" b="6350"/>
-            <wp:docPr id="1330887398" name="Picture 1"/>
+          <wp:inline distT="0" distB="0" distL="0" distR="0" wp14:anchorId="4B9CC01F" wp14:editId="57F269D3">
+            <wp:extent cx="5943600" cy="3683635"/>
+            <wp:effectExtent l="0" t="0" r="0" b="0"/>
+            <wp:docPr id="1953812495" name="Picture 1"/>
             <wp:cNvGraphicFramePr>
               <a:graphicFrameLocks xmlns:a="http://schemas.openxmlformats.org/drawingml/2006/main" noChangeAspect="1"/>
             </wp:cNvGraphicFramePr>
@@ -78,7 +85,7 @@
               <a:graphicData uri="http://schemas.openxmlformats.org/drawingml/2006/picture">
                 <pic:pic xmlns:pic="http://schemas.openxmlformats.org/drawingml/2006/picture">
                   <pic:nvPicPr>
-                    <pic:cNvPr id="1330887398" name=""/>
+                    <pic:cNvPr id="1953812495" name=""/>
                     <pic:cNvPicPr/>
                   </pic:nvPicPr>
                   <pic:blipFill>
@@ -90,7 +97,7 @@
                   <pic:spPr>
                     <a:xfrm>
                       <a:off x="0" y="0"/>
-                      <a:ext cx="5943600" cy="3556000"/>
+                      <a:ext cx="5943600" cy="3683635"/>
                     </a:xfrm>
                     <a:prstGeom prst="rect">
                       <a:avLst/>
@@ -115,11 +122,12 @@
           <w:rFonts w:ascii="Times New Roman" w:hAnsi="Times New Roman" w:cs="Times New Roman"/>
           <w:lang w:val="vi-VN"/>
         </w:rPr>
+        <w:lastRenderedPageBreak/>
         <w:drawing>
-          <wp:inline distT="0" distB="0" distL="0" distR="0" wp14:anchorId="4F35B3A5" wp14:editId="04B70451">
-            <wp:extent cx="5943600" cy="2860675"/>
-            <wp:effectExtent l="0" t="0" r="0" b="0"/>
-            <wp:docPr id="59837515" name="Picture 1"/>
+          <wp:inline distT="0" distB="0" distL="0" distR="0" wp14:anchorId="6DB0D5CB" wp14:editId="171AFE45">
+            <wp:extent cx="5943600" cy="3714115"/>
+            <wp:effectExtent l="0" t="0" r="0" b="635"/>
+            <wp:docPr id="1403689178" name="Picture 1"/>
             <wp:cNvGraphicFramePr>
               <a:graphicFrameLocks xmlns:a="http://schemas.openxmlformats.org/drawingml/2006/main" noChangeAspect="1"/>
             </wp:cNvGraphicFramePr>
@@ -127,7 +135,7 @@
               <a:graphicData uri="http://schemas.openxmlformats.org/drawingml/2006/picture">
                 <pic:pic xmlns:pic="http://schemas.openxmlformats.org/drawingml/2006/picture">
                   <pic:nvPicPr>
-                    <pic:cNvPr id="59837515" name=""/>
+                    <pic:cNvPr id="1403689178" name=""/>
                     <pic:cNvPicPr/>
                   </pic:nvPicPr>
                   <pic:blipFill>
@@ -139,7 +147,7 @@
                   <pic:spPr>
                     <a:xfrm>
                       <a:off x="0" y="0"/>
-                      <a:ext cx="5943600" cy="2860675"/>
+                      <a:ext cx="5943600" cy="3714115"/>
                     </a:xfrm>
                     <a:prstGeom prst="rect">
                       <a:avLst/>
@@ -159,25 +167,16 @@
           <w:lang w:val="vi-VN"/>
         </w:rPr>
       </w:pPr>
-    </w:p>
-    <w:p>
-      <w:pPr>
-        <w:rPr>
-          <w:rFonts w:ascii="Times New Roman" w:hAnsi="Times New Roman" w:cs="Times New Roman"/>
-          <w:lang w:val="vi-VN"/>
-        </w:rPr>
-      </w:pPr>
       <w:r>
         <w:rPr>
           <w:rFonts w:ascii="Times New Roman" w:hAnsi="Times New Roman" w:cs="Times New Roman"/>
           <w:lang w:val="vi-VN"/>
         </w:rPr>
-        <w:lastRenderedPageBreak/>
         <w:drawing>
-          <wp:inline distT="0" distB="0" distL="0" distR="0" wp14:anchorId="7552C054" wp14:editId="5CE14BA5">
-            <wp:extent cx="5943600" cy="2913380"/>
-            <wp:effectExtent l="0" t="0" r="0" b="1270"/>
-            <wp:docPr id="218960924" name="Picture 1"/>
+          <wp:inline distT="0" distB="0" distL="0" distR="0" wp14:anchorId="2DF26F0D" wp14:editId="4926FB18">
+            <wp:extent cx="5943600" cy="3785870"/>
+            <wp:effectExtent l="0" t="0" r="0" b="5080"/>
+            <wp:docPr id="2001512018" name="Picture 1"/>
             <wp:cNvGraphicFramePr>
               <a:graphicFrameLocks xmlns:a="http://schemas.openxmlformats.org/drawingml/2006/main" noChangeAspect="1"/>
             </wp:cNvGraphicFramePr>
@@ -185,7 +184,7 @@
               <a:graphicData uri="http://schemas.openxmlformats.org/drawingml/2006/picture">
                 <pic:pic xmlns:pic="http://schemas.openxmlformats.org/drawingml/2006/picture">
                   <pic:nvPicPr>
-                    <pic:cNvPr id="218960924" name=""/>
+                    <pic:cNvPr id="2001512018" name=""/>
                     <pic:cNvPicPr/>
                   </pic:nvPicPr>
                   <pic:blipFill>
@@ -197,7 +196,7 @@
                   <pic:spPr>
                     <a:xfrm>
                       <a:off x="0" y="0"/>
-                      <a:ext cx="5943600" cy="2913380"/>
+                      <a:ext cx="5943600" cy="3785870"/>
                     </a:xfrm>
                     <a:prstGeom prst="rect">
                       <a:avLst/>
@@ -209,6 +208,80 @@
           </wp:inline>
         </w:drawing>
       </w:r>
+    </w:p>
+    <w:p>
+      <w:pPr>
+        <w:rPr>
+          <w:rFonts w:ascii="Times New Roman" w:hAnsi="Times New Roman" w:cs="Times New Roman"/>
+          <w:lang w:val="vi-VN"/>
+        </w:rPr>
+      </w:pPr>
+      <w:r>
+        <w:rPr>
+          <w:rFonts w:ascii="Times New Roman" w:hAnsi="Times New Roman" w:cs="Times New Roman"/>
+          <w:lang w:val="vi-VN"/>
+        </w:rPr>
+        <w:lastRenderedPageBreak/>
+        <w:drawing>
+          <wp:inline distT="0" distB="0" distL="0" distR="0" wp14:anchorId="338AA6ED" wp14:editId="295A5213">
+            <wp:extent cx="5943600" cy="2901315"/>
+            <wp:effectExtent l="0" t="0" r="0" b="0"/>
+            <wp:docPr id="1514614023" name="Picture 1"/>
+            <wp:cNvGraphicFramePr>
+              <a:graphicFrameLocks xmlns:a="http://schemas.openxmlformats.org/drawingml/2006/main" noChangeAspect="1"/>
+            </wp:cNvGraphicFramePr>
+            <a:graphic xmlns:a="http://schemas.openxmlformats.org/drawingml/2006/main">
+              <a:graphicData uri="http://schemas.openxmlformats.org/drawingml/2006/picture">
+                <pic:pic xmlns:pic="http://schemas.openxmlformats.org/drawingml/2006/picture">
+                  <pic:nvPicPr>
+                    <pic:cNvPr id="1514614023" name=""/>
+                    <pic:cNvPicPr/>
+                  </pic:nvPicPr>
+                  <pic:blipFill>
+                    <a:blip r:embed="rId7"/>
+                    <a:stretch>
+                      <a:fillRect/>
+                    </a:stretch>
+                  </pic:blipFill>
+                  <pic:spPr>
+                    <a:xfrm>
+                      <a:off x="0" y="0"/>
+                      <a:ext cx="5943600" cy="2901315"/>
+                    </a:xfrm>
+                    <a:prstGeom prst="rect">
+                      <a:avLst/>
+                    </a:prstGeom>
+                  </pic:spPr>
+                </pic:pic>
+              </a:graphicData>
+            </a:graphic>
+          </wp:inline>
+        </w:drawing>
+      </w:r>
+    </w:p>
+    <w:p>
+      <w:pPr>
+        <w:rPr>
+          <w:rFonts w:ascii="Times New Roman" w:hAnsi="Times New Roman" w:cs="Times New Roman"/>
+          <w:lang w:val="vi-VN"/>
+        </w:rPr>
+      </w:pPr>
+    </w:p>
+    <w:p>
+      <w:pPr>
+        <w:rPr>
+          <w:rFonts w:ascii="Times New Roman" w:hAnsi="Times New Roman" w:cs="Times New Roman"/>
+          <w:lang w:val="vi-VN"/>
+        </w:rPr>
+      </w:pPr>
+    </w:p>
+    <w:p>
+      <w:pPr>
+        <w:rPr>
+          <w:rFonts w:ascii="Times New Roman" w:hAnsi="Times New Roman" w:cs="Times New Roman"/>
+          <w:lang w:val="vi-VN"/>
+        </w:rPr>
+      </w:pPr>
     </w:p>
     <w:p>
       <w:pPr>
